--- a/docs/gost/03-opisanie-programmy.docx
+++ b/docs/gost/03-opisanie-programmy.docx
@@ -972,25 +972,31 @@
       <w:r>
         <w:t xml:space="preserve">Документ составлен по материалам репозитория и измерениям, лежащим в </w:t>
       </w:r>
-      <w:r>
-        <w:rPr>
-          <w:rFonts w:ascii="Courier New" w:hAnsi="Courier New" w:cs="Courier New"/>
-          <w:sz w:val="24"/>
-          <w:szCs w:val="24"/>
-        </w:rPr>
-        <w:t xml:space="preserve">docs/spike/results/</w:t>
-      </w:r>
+      <w:hyperlink r:id="rIdLnk1" w:history="1">
+        <w:r>
+          <w:rPr>
+            <w:rStyle w:val="Hyperlink"/>
+            <w:rFonts w:ascii="Courier New" w:hAnsi="Courier New" w:cs="Courier New"/>
+            <w:sz w:val="24"/>
+            <w:szCs w:val="24"/>
+          </w:rPr>
+          <w:t xml:space="preserve">docs/spike/results/</w:t>
+        </w:r>
+      </w:hyperlink>
       <w:r>
         <w:t xml:space="preserve"> и </w:t>
       </w:r>
-      <w:r>
-        <w:rPr>
-          <w:rFonts w:ascii="Courier New" w:hAnsi="Courier New" w:cs="Courier New"/>
-          <w:sz w:val="24"/>
-          <w:szCs w:val="24"/>
-        </w:rPr>
-        <w:t xml:space="preserve">docs/perf/</w:t>
-      </w:r>
+      <w:hyperlink r:id="rIdLnk2" w:history="1">
+        <w:r>
+          <w:rPr>
+            <w:rStyle w:val="Hyperlink"/>
+            <w:rFonts w:ascii="Courier New" w:hAnsi="Courier New" w:cs="Courier New"/>
+            <w:sz w:val="24"/>
+            <w:szCs w:val="24"/>
+          </w:rPr>
+          <w:t xml:space="preserve">docs/perf/</w:t>
+        </w:r>
+      </w:hyperlink>
       <w:r>
         <w:t xml:space="preserve">, с помощью ИИ-ассистента; человеком не проверен и никем не согласован. Подписи, должности, даты согласования и обозначение документа оставлены пустыми намеренно.</w:t>
       </w:r>
@@ -1154,14 +1160,17 @@
               </w:rPr>
               <w:t xml:space="preserve">Detective Board, версия 0.0.1 (</w:t>
             </w:r>
-            <w:r>
-              <w:rPr>
-                <w:rFonts w:ascii="Courier New" w:hAnsi="Courier New" w:cs="Courier New"/>
-                <w:sz w:val="20"/>
-                <w:szCs w:val="20"/>
-              </w:rPr>
-              <w:t xml:space="preserve">pyproject.toml</w:t>
-            </w:r>
+            <w:hyperlink r:id="rIdLnk3" w:history="1">
+              <w:r>
+                <w:rPr>
+                  <w:rStyle w:val="Hyperlink"/>
+                  <w:rFonts w:ascii="Courier New" w:hAnsi="Courier New" w:cs="Courier New"/>
+                  <w:sz w:val="20"/>
+                  <w:szCs w:val="20"/>
+                </w:rPr>
+                <w:t xml:space="preserve">pyproject.toml</w:t>
+              </w:r>
+            </w:hyperlink>
             <w:r>
               <w:rPr>
                 <w:sz w:val="24"/>
@@ -1307,14 +1316,17 @@
               </w:rPr>
               <w:t xml:space="preserve">Библиотеки (</w:t>
             </w:r>
-            <w:r>
-              <w:rPr>
-                <w:rFonts w:ascii="Courier New" w:hAnsi="Courier New" w:cs="Courier New"/>
-                <w:sz w:val="20"/>
-                <w:szCs w:val="20"/>
-              </w:rPr>
-              <w:t xml:space="preserve">pyproject.toml</w:t>
-            </w:r>
+            <w:hyperlink r:id="rIdLnk4" w:history="1">
+              <w:r>
+                <w:rPr>
+                  <w:rStyle w:val="Hyperlink"/>
+                  <w:rFonts w:ascii="Courier New" w:hAnsi="Courier New" w:cs="Courier New"/>
+                  <w:sz w:val="20"/>
+                  <w:szCs w:val="20"/>
+                </w:rPr>
+                <w:t xml:space="preserve">pyproject.toml</w:t>
+              </w:r>
+            </w:hyperlink>
             <w:r>
               <w:rPr>
                 <w:sz w:val="24"/>
@@ -1378,14 +1390,17 @@
               </w:rPr>
               <w:t xml:space="preserve">8 подпакетов </w:t>
             </w:r>
-            <w:r>
-              <w:rPr>
-                <w:rFonts w:ascii="Courier New" w:hAnsi="Courier New" w:cs="Courier New"/>
-                <w:sz w:val="20"/>
-                <w:szCs w:val="20"/>
-              </w:rPr>
-              <w:t xml:space="preserve">src/detective_board/</w:t>
-            </w:r>
+            <w:hyperlink r:id="rIdLnk5" w:history="1">
+              <w:r>
+                <w:rPr>
+                  <w:rStyle w:val="Hyperlink"/>
+                  <w:rFonts w:ascii="Courier New" w:hAnsi="Courier New" w:cs="Courier New"/>
+                  <w:sz w:val="20"/>
+                  <w:szCs w:val="20"/>
+                </w:rPr>
+                <w:t xml:space="preserve">src/detective_board/</w:t>
+              </w:r>
+            </w:hyperlink>
             <w:r>
               <w:rPr>
                 <w:sz w:val="24"/>
@@ -1423,14 +1438,17 @@
               </w:rPr>
               <w:t xml:space="preserve"> и тесты интерфейса в </w:t>
             </w:r>
-            <w:r>
-              <w:rPr>
-                <w:rFonts w:ascii="Courier New" w:hAnsi="Courier New" w:cs="Courier New"/>
-                <w:sz w:val="20"/>
-                <w:szCs w:val="20"/>
-              </w:rPr>
-              <w:t xml:space="preserve">tests/web_js/</w:t>
-            </w:r>
+            <w:hyperlink r:id="rIdLnk6" w:history="1">
+              <w:r>
+                <w:rPr>
+                  <w:rStyle w:val="Hyperlink"/>
+                  <w:rFonts w:ascii="Courier New" w:hAnsi="Courier New" w:cs="Courier New"/>
+                  <w:sz w:val="20"/>
+                  <w:szCs w:val="20"/>
+                </w:rPr>
+                <w:t xml:space="preserve">tests/web_js/</w:t>
+              </w:r>
+            </w:hyperlink>
           </w:p>
         </w:tc>
       </w:tr>
@@ -1473,14 +1491,17 @@
       <w:r>
         <w:t xml:space="preserve">Исходные описания – </w:t>
       </w:r>
-      <w:r>
-        <w:rPr>
-          <w:rFonts w:ascii="Courier New" w:hAnsi="Courier New" w:cs="Courier New"/>
-          <w:sz w:val="24"/>
-          <w:szCs w:val="24"/>
-        </w:rPr>
-        <w:t xml:space="preserve">docs/architecture/c4.md</w:t>
-      </w:r>
+      <w:hyperlink r:id="rIdLnk7" w:history="1">
+        <w:r>
+          <w:rPr>
+            <w:rStyle w:val="Hyperlink"/>
+            <w:rFonts w:ascii="Courier New" w:hAnsi="Courier New" w:cs="Courier New"/>
+            <w:sz w:val="24"/>
+            <w:szCs w:val="24"/>
+          </w:rPr>
+          <w:t xml:space="preserve">docs/architecture/c4.md</w:t>
+        </w:r>
+      </w:hyperlink>
       <w:r>
         <w:t xml:space="preserve"> (диаграммы Mermaid, раздел «Статус: черновик, фаза 0»). Диаграммы перерисованы в Graphviz и приведены к реализованному состоянию: граф хранится в SQLite (Ladybug не используется, ADR-0002), фреймворк интерфейса – без сборки, API – Starlette, символический слой реализован. Исходники диаграмм – </w:t>
       </w:r>
@@ -1638,14 +1659,17 @@
       <w:r>
         <w:t xml:space="preserve">Таблица 2 – Каталоги </w:t>
       </w:r>
-      <w:r>
-        <w:rPr>
-          <w:rFonts w:ascii="Courier New" w:hAnsi="Courier New" w:cs="Courier New"/>
-          <w:sz w:val="24"/>
-          <w:szCs w:val="24"/>
-        </w:rPr>
-        <w:t xml:space="preserve">src/detective_board/</w:t>
-      </w:r>
+      <w:hyperlink r:id="rIdLnk8" w:history="1">
+        <w:r>
+          <w:rPr>
+            <w:rStyle w:val="Hyperlink"/>
+            <w:rFonts w:ascii="Courier New" w:hAnsi="Courier New" w:cs="Courier New"/>
+            <w:sz w:val="24"/>
+            <w:szCs w:val="24"/>
+          </w:rPr>
+          <w:t xml:space="preserve">src/detective_board/</w:t>
+        </w:r>
+      </w:hyperlink>
     </w:p>
     <w:tbl>
       <w:tblPr>
@@ -2710,14 +2734,17 @@
       <w:r>
         <w:t xml:space="preserve">Идемпотентность: результат извлечения кэшируется по ключу, в который входят текст фрагмента, тег модели, версия промпта, версия схемы и параметры (</w:t>
       </w:r>
-      <w:r>
-        <w:rPr>
-          <w:rFonts w:ascii="Courier New" w:hAnsi="Courier New" w:cs="Courier New"/>
-          <w:sz w:val="24"/>
-          <w:szCs w:val="24"/>
-        </w:rPr>
-        <w:t xml:space="preserve">docs/team/models.md</w:t>
-      </w:r>
+      <w:hyperlink r:id="rIdLnk9" w:history="1">
+        <w:r>
+          <w:rPr>
+            <w:rStyle w:val="Hyperlink"/>
+            <w:rFonts w:ascii="Courier New" w:hAnsi="Courier New" w:cs="Courier New"/>
+            <w:sz w:val="24"/>
+            <w:szCs w:val="24"/>
+          </w:rPr>
+          <w:t xml:space="preserve">docs/team/models.md</w:t>
+        </w:r>
+      </w:hyperlink>
       <w:r>
         <w:t xml:space="preserve">); повторный запуск не вызывает модель. Элемент извлечения, чья цитата не является точной подстрокой фрагмента, отбрасывается и учитывается в таблице </w:t>
       </w:r>
@@ -2823,14 +2850,17 @@
       <w:r>
         <w:t xml:space="preserve">, </w:t>
       </w:r>
-      <w:r>
-        <w:rPr>
-          <w:rFonts w:ascii="Courier New" w:hAnsi="Courier New" w:cs="Courier New"/>
-          <w:sz w:val="24"/>
-          <w:szCs w:val="24"/>
-        </w:rPr>
-        <w:t xml:space="preserve">docs/api.md</w:t>
-      </w:r>
+      <w:hyperlink r:id="rIdLnk10" w:history="1">
+        <w:r>
+          <w:rPr>
+            <w:rStyle w:val="Hyperlink"/>
+            <w:rFonts w:ascii="Courier New" w:hAnsi="Courier New" w:cs="Courier New"/>
+            <w:sz w:val="24"/>
+            <w:szCs w:val="24"/>
+          </w:rPr>
+          <w:t xml:space="preserve">docs/api.md</w:t>
+        </w:r>
+      </w:hyperlink>
       <w:r>
         <w:t xml:space="preserve">)</w:t>
       </w:r>
@@ -3255,14 +3285,17 @@
       <w:r>
         <w:t xml:space="preserve">, схема в </w:t>
       </w:r>
-      <w:r>
-        <w:rPr>
-          <w:rFonts w:ascii="Courier New" w:hAnsi="Courier New" w:cs="Courier New"/>
-          <w:sz w:val="24"/>
-          <w:szCs w:val="24"/>
-        </w:rPr>
-        <w:t xml:space="preserve">src/detective_board/graph/schema.py</w:t>
-      </w:r>
+      <w:hyperlink r:id="rIdLnk11" w:history="1">
+        <w:r>
+          <w:rPr>
+            <w:rStyle w:val="Hyperlink"/>
+            <w:rFonts w:ascii="Courier New" w:hAnsi="Courier New" w:cs="Courier New"/>
+            <w:sz w:val="24"/>
+            <w:szCs w:val="24"/>
+          </w:rPr>
+          <w:t xml:space="preserve">src/detective_board/graph/schema.py</w:t>
+        </w:r>
+      </w:hyperlink>
       <w:r>
         <w:t xml:space="preserve">, версия построения 3). Узлы: персонаж, место, предмет, событие, высказывание. Каждое ребро и каждый узел события или высказывания несёт якорь – фрагмент, смещения и дословную цитату; сущности привязаны к тексту через таблицу упоминаний.</w:t>
       </w:r>
@@ -4534,14 +4567,17 @@
             <w:pPr>
               <w:pStyle w:val="TableText"/>
             </w:pPr>
-            <w:r>
-              <w:rPr>
-                <w:rFonts w:ascii="Courier New" w:hAnsi="Courier New" w:cs="Courier New"/>
-                <w:sz w:val="20"/>
-                <w:szCs w:val="20"/>
-              </w:rPr>
-              <w:t xml:space="preserve">data/curated/presence_demo.jsonl</w:t>
-            </w:r>
+            <w:hyperlink r:id="rIdLnk12" w:history="1">
+              <w:r>
+                <w:rPr>
+                  <w:rStyle w:val="Hyperlink"/>
+                  <w:rFonts w:ascii="Courier New" w:hAnsi="Courier New" w:cs="Courier New"/>
+                  <w:sz w:val="20"/>
+                  <w:szCs w:val="20"/>
+                </w:rPr>
+                <w:t xml:space="preserve">data/curated/presence_demo.jsonl</w:t>
+              </w:r>
+            </w:hyperlink>
             <w:r>
               <w:rPr>
                 <w:sz w:val="24"/>
@@ -4587,14 +4623,17 @@
       <w:r>
         <w:t xml:space="preserve">Примечание: в </w:t>
       </w:r>
-      <w:r>
-        <w:rPr>
-          <w:rFonts w:ascii="Courier New" w:hAnsi="Courier New" w:cs="Courier New"/>
-          <w:sz w:val="24"/>
-          <w:szCs w:val="24"/>
-        </w:rPr>
-        <w:t xml:space="preserve">docs/data-schema.md</w:t>
-      </w:r>
+      <w:hyperlink r:id="rIdLnk13" w:history="1">
+        <w:r>
+          <w:rPr>
+            <w:rStyle w:val="Hyperlink"/>
+            <w:rFonts w:ascii="Courier New" w:hAnsi="Courier New" w:cs="Courier New"/>
+            <w:sz w:val="24"/>
+            <w:szCs w:val="24"/>
+          </w:rPr>
+          <w:t xml:space="preserve">docs/data-schema.md</w:t>
+        </w:r>
+      </w:hyperlink>
       <w:r>
         <w:t xml:space="preserve"> часть описаний помечена «[P]» (предварительно) и описывает проект; фактической схемой считается код </w:t>
       </w:r>
@@ -5210,21 +5249,35 @@
       <w:r>
         <w:t xml:space="preserve">Перекрытие интервалов: для непрерывных – полуоткрытые (касание не перекрытие), если один из интервалов – момент, то замкнутые. Определённое перекрытие требует точного времени и известного дня; относительное время («на следующее утро») может доказать непересечение разных дней, но не определённое перекрытие. Время в пути между местами не моделируется. Совместимость мест определяется таблицей алиасов и отношением «содержит», а не сходством строк (</w:t>
       </w:r>
+      <w:hyperlink r:id="rIdLnk14" w:history="1">
+        <w:r>
+          <w:rPr>
+            <w:rStyle w:val="Hyperlink"/>
+            <w:rFonts w:ascii="Courier New" w:hAnsi="Courier New" w:cs="Courier New"/>
+            <w:sz w:val="24"/>
+            <w:szCs w:val="24"/>
+          </w:rPr>
+          <w:t xml:space="preserve">docs/symbolic-layer.md</w:t>
+        </w:r>
+      </w:hyperlink>
+      <w:r>
+        <w:t xml:space="preserve">, разделы 4–5).</w:t>
+      </w:r>
+    </w:p>
+    <w:p>
+      <w:r>
+        <w:t xml:space="preserve">Объект объяснения (</w:t>
+      </w:r>
       <w:r>
         <w:rPr>
           <w:rFonts w:ascii="Courier New" w:hAnsi="Courier New" w:cs="Courier New"/>
           <w:sz w:val="24"/>
           <w:szCs w:val="24"/>
         </w:rPr>
-        <w:t xml:space="preserve">docs/symbolic-layer.md</w:t>
-      </w:r>
-      <w:r>
-        <w:t xml:space="preserve">, разделы 4–5).</w:t>
-      </w:r>
-    </w:p>
-    <w:p>
-      <w:r>
-        <w:t xml:space="preserve">Объект объяснения (</w:t>
+        <w:t xml:space="preserve">Explanation</w:t>
+      </w:r>
+      <w:r>
+        <w:t xml:space="preserve">) содержит: идентификатор и версию правила, вердикт, признак </w:t>
       </w:r>
       <w:r>
         <w:rPr>
@@ -5232,10 +5285,10 @@
           <w:sz w:val="24"/>
           <w:szCs w:val="24"/>
         </w:rPr>
-        <w:t xml:space="preserve">Explanation</w:t>
-      </w:r>
-      <w:r>
-        <w:t xml:space="preserve">) содержит: идентификатор и версию правила, вердикт, признак </w:t>
+        <w:t xml:space="preserve">conditional</w:t>
+      </w:r>
+      <w:r>
+        <w:t xml:space="preserve">, код причины, субъект, использованные факты и рёбра (каждый с якорем и цитатой), шаги вывода, множество зависимых извлечённых фактов, слабые факты (</w:t>
       </w:r>
       <w:r>
         <w:rPr>
@@ -5243,10 +5296,10 @@
           <w:sz w:val="24"/>
           <w:szCs w:val="24"/>
         </w:rPr>
-        <w:t xml:space="preserve">conditional</w:t>
-      </w:r>
-      <w:r>
-        <w:t xml:space="preserve">, код причины, субъект, использованные факты и рёбра (каждый с якорем и цитатой), шаги вывода, множество зависимых извлечённых фактов, слабые факты (</w:t>
+        <w:t xml:space="preserve">weak</w:t>
+      </w:r>
+      <w:r>
+        <w:t xml:space="preserve">), недостающее (</w:t>
       </w:r>
       <w:r>
         <w:rPr>
@@ -5254,10 +5307,37 @@
           <w:sz w:val="24"/>
           <w:szCs w:val="24"/>
         </w:rPr>
-        <w:t xml:space="preserve">weak</w:t>
-      </w:r>
-      <w:r>
-        <w:t xml:space="preserve">), недостающее (</w:t>
+        <w:t xml:space="preserve">missing</w:t>
+      </w:r>
+      <w:r>
+        <w:t xml:space="preserve">) и примечания. Нарушение без якоря – ошибка (инвариант документа </w:t>
+      </w:r>
+      <w:hyperlink r:id="rIdLnk15" w:history="1">
+        <w:r>
+          <w:rPr>
+            <w:rStyle w:val="Hyperlink"/>
+            <w:rFonts w:ascii="Courier New" w:hAnsi="Courier New" w:cs="Courier New"/>
+            <w:sz w:val="24"/>
+            <w:szCs w:val="24"/>
+          </w:rPr>
+          <w:t xml:space="preserve">docs/symbolic-layer.md</w:t>
+        </w:r>
+      </w:hyperlink>
+      <w:r>
+        <w:t xml:space="preserve">, раздел 3.1).</w:t>
+      </w:r>
+    </w:p>
+    <w:p>
+      <w:pPr>
+        <w:pStyle w:val="Heading2"/>
+      </w:pPr>
+      <w:r>
+        <w:t xml:space="preserve">3.7 MCP-контракт</w:t>
+      </w:r>
+    </w:p>
+    <w:p>
+      <w:r>
+        <w:t xml:space="preserve">Собственный сервер </w:t>
       </w:r>
       <w:r>
         <w:rPr>
@@ -5265,10 +5345,24 @@
           <w:sz w:val="24"/>
           <w:szCs w:val="24"/>
         </w:rPr>
-        <w:t xml:space="preserve">missing</w:t>
-      </w:r>
-      <w:r>
-        <w:t xml:space="preserve">) и примечания. Нарушение без якоря – ошибка (инвариант документа </w:t>
+        <w:t xml:space="preserve">timeline-alibi</w:t>
+      </w:r>
+      <w:r>
+        <w:t xml:space="preserve"> (stdio, </w:t>
+      </w:r>
+      <w:hyperlink r:id="rIdLnk16" w:history="1">
+        <w:r>
+          <w:rPr>
+            <w:rStyle w:val="Hyperlink"/>
+            <w:rFonts w:ascii="Courier New" w:hAnsi="Courier New" w:cs="Courier New"/>
+            <w:sz w:val="24"/>
+            <w:szCs w:val="24"/>
+          </w:rPr>
+          <w:t xml:space="preserve">src/detective_board/mcp/server.py</w:t>
+        </w:r>
+      </w:hyperlink>
+      <w:r>
+        <w:t xml:space="preserve">) строится на SDK </w:t>
       </w:r>
       <w:r>
         <w:rPr>
@@ -5276,65 +5370,22 @@
           <w:sz w:val="24"/>
           <w:szCs w:val="24"/>
         </w:rPr>
-        <w:t xml:space="preserve">docs/symbolic-layer.md</w:t>
-      </w:r>
-      <w:r>
-        <w:t xml:space="preserve">, раздел 3.1).</w:t>
-      </w:r>
-    </w:p>
-    <w:p>
-      <w:pPr>
-        <w:pStyle w:val="Heading2"/>
-      </w:pPr>
-      <w:r>
-        <w:t xml:space="preserve">3.7 MCP-контракт</w:t>
-      </w:r>
-    </w:p>
-    <w:p>
-      <w:r>
-        <w:t xml:space="preserve">Собственный сервер </w:t>
-      </w:r>
-      <w:r>
-        <w:rPr>
-          <w:rFonts w:ascii="Courier New" w:hAnsi="Courier New" w:cs="Courier New"/>
-          <w:sz w:val="24"/>
-          <w:szCs w:val="24"/>
-        </w:rPr>
-        <w:t xml:space="preserve">timeline-alibi</w:t>
-      </w:r>
-      <w:r>
-        <w:t xml:space="preserve"> (stdio, </w:t>
-      </w:r>
-      <w:r>
-        <w:rPr>
-          <w:rFonts w:ascii="Courier New" w:hAnsi="Courier New" w:cs="Courier New"/>
-          <w:sz w:val="24"/>
-          <w:szCs w:val="24"/>
-        </w:rPr>
-        <w:t xml:space="preserve">src/detective_board/mcp/server.py</w:t>
-      </w:r>
-      <w:r>
-        <w:t xml:space="preserve">) строится на SDK </w:t>
-      </w:r>
-      <w:r>
-        <w:rPr>
-          <w:rFonts w:ascii="Courier New" w:hAnsi="Courier New" w:cs="Courier New"/>
-          <w:sz w:val="24"/>
-          <w:szCs w:val="24"/>
-        </w:rPr>
         <w:t xml:space="preserve">mcp</w:t>
       </w:r>
       <w:r>
         <w:t xml:space="preserve"> и содержит шесть инструментов; контракт – </w:t>
       </w:r>
-      <w:r>
-        <w:rPr>
-          <w:rFonts w:ascii="Courier New" w:hAnsi="Courier New" w:cs="Courier New"/>
-          <w:sz w:val="24"/>
-          <w:szCs w:val="24"/>
-        </w:rPr>
-        <w:t xml:space="preserve">docs/mcp-contracts.md</w:t>
-      </w:r>
+      <w:hyperlink r:id="rIdLnk17" w:history="1">
+        <w:r>
+          <w:rPr>
+            <w:rStyle w:val="Hyperlink"/>
+            <w:rFonts w:ascii="Courier New" w:hAnsi="Courier New" w:cs="Courier New"/>
+            <w:sz w:val="24"/>
+            <w:szCs w:val="24"/>
+          </w:rPr>
+          <w:t xml:space="preserve">docs/mcp-contracts.md</w:t>
+        </w:r>
+      </w:hyperlink>
       <w:r>
         <w:t xml:space="preserve">. Агент вызывает их через </w:t>
       </w:r>
@@ -5976,14 +6027,17 @@
       <w:r>
         <w:t xml:space="preserve"> (</w:t>
       </w:r>
-      <w:r>
-        <w:rPr>
-          <w:rFonts w:ascii="Courier New" w:hAnsi="Courier New" w:cs="Courier New"/>
-          <w:sz w:val="24"/>
-          <w:szCs w:val="24"/>
-        </w:rPr>
-        <w:t xml:space="preserve">docs/mcp-contracts.md</w:t>
-      </w:r>
+      <w:hyperlink r:id="rIdLnk18" w:history="1">
+        <w:r>
+          <w:rPr>
+            <w:rStyle w:val="Hyperlink"/>
+            <w:rFonts w:ascii="Courier New" w:hAnsi="Courier New" w:cs="Courier New"/>
+            <w:sz w:val="24"/>
+            <w:szCs w:val="24"/>
+          </w:rPr>
+          <w:t xml:space="preserve">docs/mcp-contracts.md</w:t>
+        </w:r>
+      </w:hyperlink>
       <w:r>
         <w:t xml:space="preserve">, раздел 5). Серверный предел времени вызова – 4 с (</w:t>
       </w:r>
@@ -6053,25 +6107,31 @@
       <w:r>
         <w:t xml:space="preserve">Таблица 8 – Маршруты (</w:t>
       </w:r>
-      <w:r>
-        <w:rPr>
-          <w:rFonts w:ascii="Courier New" w:hAnsi="Courier New" w:cs="Courier New"/>
-          <w:sz w:val="24"/>
-          <w:szCs w:val="24"/>
-        </w:rPr>
-        <w:t xml:space="preserve">src/detective_board/api/app.py</w:t>
-      </w:r>
+      <w:hyperlink r:id="rIdLnk19" w:history="1">
+        <w:r>
+          <w:rPr>
+            <w:rStyle w:val="Hyperlink"/>
+            <w:rFonts w:ascii="Courier New" w:hAnsi="Courier New" w:cs="Courier New"/>
+            <w:sz w:val="24"/>
+            <w:szCs w:val="24"/>
+          </w:rPr>
+          <w:t xml:space="preserve">src/detective_board/api/app.py</w:t>
+        </w:r>
+      </w:hyperlink>
       <w:r>
         <w:t xml:space="preserve">, </w:t>
       </w:r>
-      <w:r>
-        <w:rPr>
-          <w:rFonts w:ascii="Courier New" w:hAnsi="Courier New" w:cs="Courier New"/>
-          <w:sz w:val="24"/>
-          <w:szCs w:val="24"/>
-        </w:rPr>
-        <w:t xml:space="preserve">docs/api.md</w:t>
-      </w:r>
+      <w:hyperlink r:id="rIdLnk20" w:history="1">
+        <w:r>
+          <w:rPr>
+            <w:rStyle w:val="Hyperlink"/>
+            <w:rFonts w:ascii="Courier New" w:hAnsi="Courier New" w:cs="Courier New"/>
+            <w:sz w:val="24"/>
+            <w:szCs w:val="24"/>
+          </w:rPr>
+          <w:t xml:space="preserve">docs/api.md</w:t>
+        </w:r>
+      </w:hyperlink>
       <w:r>
         <w:t xml:space="preserve">)</w:t>
       </w:r>
@@ -6792,14 +6852,17 @@
       <w:r>
         <w:t xml:space="preserve"> и др., библиотеки в </w:t>
       </w:r>
-      <w:r>
-        <w:rPr>
-          <w:rFonts w:ascii="Courier New" w:hAnsi="Courier New" w:cs="Courier New"/>
-          <w:sz w:val="24"/>
-          <w:szCs w:val="24"/>
-        </w:rPr>
-        <w:t xml:space="preserve">web/vendor/</w:t>
-      </w:r>
+      <w:hyperlink r:id="rIdLnk21" w:history="1">
+        <w:r>
+          <w:rPr>
+            <w:rStyle w:val="Hyperlink"/>
+            <w:rFonts w:ascii="Courier New" w:hAnsi="Courier New" w:cs="Courier New"/>
+            <w:sz w:val="24"/>
+            <w:szCs w:val="24"/>
+          </w:rPr>
+          <w:t xml:space="preserve">web/vendor/</w:t>
+        </w:r>
+      </w:hyperlink>
       <w:r>
         <w:t xml:space="preserve">): строка вопроса и подсказки, панель трассы шагов, доска-граф с карточками сущностей и нитями, панель ответа с цитатами и меткой происхождения, панель «Почему» с объяснением правила, режимы «Записи» и демонстрационные подсказки. Записи прогонов (</w:t>
       </w:r>
@@ -6953,14 +7016,17 @@
       <w:r>
         <w:t xml:space="preserve"> (предварительно проверяет доступность Ollama и моделей скриптом </w:t>
       </w:r>
-      <w:r>
-        <w:rPr>
-          <w:rFonts w:ascii="Courier New" w:hAnsi="Courier New" w:cs="Courier New"/>
-          <w:sz w:val="24"/>
-          <w:szCs w:val="24"/>
-        </w:rPr>
-        <w:t xml:space="preserve">scripts/preflight.py</w:t>
-      </w:r>
+      <w:hyperlink r:id="rIdLnk22" w:history="1">
+        <w:r>
+          <w:rPr>
+            <w:rStyle w:val="Hyperlink"/>
+            <w:rFonts w:ascii="Courier New" w:hAnsi="Courier New" w:cs="Courier New"/>
+            <w:sz w:val="24"/>
+            <w:szCs w:val="24"/>
+          </w:rPr>
+          <w:t xml:space="preserve">scripts/preflight.py</w:t>
+        </w:r>
+      </w:hyperlink>
       <w:r>
         <w:t xml:space="preserve">, затем выполняет </w:t>
       </w:r>
@@ -7051,14 +7117,17 @@
       <w:r>
         <w:t xml:space="preserve">, </w:t>
       </w:r>
-      <w:r>
-        <w:rPr>
-          <w:rFonts w:ascii="Courier New" w:hAnsi="Courier New" w:cs="Courier New"/>
-          <w:sz w:val="24"/>
-          <w:szCs w:val="24"/>
-        </w:rPr>
-        <w:t xml:space="preserve">data/chunks.jsonl</w:t>
-      </w:r>
+      <w:hyperlink r:id="rIdLnk23" w:history="1">
+        <w:r>
+          <w:rPr>
+            <w:rStyle w:val="Hyperlink"/>
+            <w:rFonts w:ascii="Courier New" w:hAnsi="Courier New" w:cs="Courier New"/>
+            <w:sz w:val="24"/>
+            <w:szCs w:val="24"/>
+          </w:rPr>
+          <w:t xml:space="preserve">data/chunks.jsonl</w:t>
+        </w:r>
+      </w:hyperlink>
       <w:r>
         <w:t xml:space="preserve">; индексы </w:t>
       </w:r>
@@ -8045,6 +8114,15 @@
     <w:rPr>
       <w:b/>
       <w:i/>
+    </w:rPr>
+  </w:style>
+  <w:style w:type="character" w:styleId="Hyperlink">
+    <w:name w:val="Hyperlink"/>
+    <w:uiPriority w:val="99"/>
+    <w:unhideWhenUsed/>
+    <w:rPr>
+      <w:color w:val="0563C1"/>
+      <w:u w:val="single"/>
     </w:rPr>
   </w:style>
   <w:style w:type="paragraph" w:styleId="ListDash">

--- a/docs/gost/03-opisanie-programmy.docx
+++ b/docs/gost/03-opisanie-programmy.docx
@@ -7,40 +7,7 @@
         <w:pStyle w:val="Title0"/>
       </w:pPr>
       <w:r>
-        <w:t xml:space="preserve">____</w:t>
-      </w:r>
-      <w:r>
-        <w:t xml:space="preserve">____</w:t>
-      </w:r>
-      <w:r>
-        <w:t xml:space="preserve">____</w:t>
-      </w:r>
-      <w:r>
-        <w:t xml:space="preserve">____</w:t>
-      </w:r>
-      <w:r>
-        <w:t xml:space="preserve">____</w:t>
-      </w:r>
-      <w:r>
-        <w:t xml:space="preserve">____</w:t>
-      </w:r>
-      <w:r>
-        <w:t xml:space="preserve">____</w:t>
-      </w:r>
-      <w:r>
-        <w:t xml:space="preserve">____</w:t>
-      </w:r>
-      <w:r>
-        <w:t xml:space="preserve">____</w:t>
-      </w:r>
-      <w:r>
-        <w:t xml:space="preserve">____</w:t>
-      </w:r>
-      <w:r>
-        <w:t xml:space="preserve">____</w:t>
-      </w:r>
-      <w:r>
-        <w:t xml:space="preserve">____</w:t>
+        <w:t xml:space="preserve">________________________________________________</w:t>
       </w:r>
     </w:p>
     <w:p>
@@ -202,41 +169,74 @@
           <w:sz w:val="24"/>
           <w:szCs w:val="24"/>
         </w:rPr>
-        <w:t xml:space="preserve">Обозначение документа: </w:t>
-      </w:r>
-      <w:r>
-        <w:rPr>
-          <w:sz w:val="24"/>
-          <w:szCs w:val="24"/>
-        </w:rPr>
-        <w:t xml:space="preserve">____</w:t>
-      </w:r>
-      <w:r>
-        <w:rPr>
-          <w:sz w:val="24"/>
-          <w:szCs w:val="24"/>
-        </w:rPr>
-        <w:t xml:space="preserve">____</w:t>
-      </w:r>
-      <w:r>
-        <w:rPr>
-          <w:sz w:val="24"/>
-          <w:szCs w:val="24"/>
-        </w:rPr>
-        <w:t xml:space="preserve">____</w:t>
-      </w:r>
-      <w:r>
-        <w:rPr>
-          <w:sz w:val="24"/>
-          <w:szCs w:val="24"/>
-        </w:rPr>
-        <w:t xml:space="preserve"> (присваивается организацией)</w:t>
+        <w:t xml:space="preserve">Обозначение документа: ____________ (присваивается организацией)</w:t>
       </w:r>
     </w:p>
     <w:p>
       <w:pPr>
         <w:pStyle w:val="Title0"/>
       </w:pPr>
+    </w:p>
+    <w:p>
+      <w:pPr>
+        <w:pStyle w:val="Title0"/>
+      </w:pPr>
+      <w:r>
+        <w:rPr>
+          <w:b/>
+          <w:sz w:val="24"/>
+          <w:szCs w:val="24"/>
+        </w:rPr>
+        <w:t xml:space="preserve">Авторы:</w:t>
+      </w:r>
+    </w:p>
+    <w:p>
+      <w:pPr>
+        <w:pStyle w:val="Title0"/>
+      </w:pPr>
+      <w:r>
+        <w:rPr>
+          <w:sz w:val="24"/>
+          <w:szCs w:val="24"/>
+        </w:rPr>
+        <w:t xml:space="preserve">Верховых Егор</w:t>
+      </w:r>
+    </w:p>
+    <w:p>
+      <w:pPr>
+        <w:pStyle w:val="Title0"/>
+      </w:pPr>
+      <w:r>
+        <w:rPr>
+          <w:sz w:val="24"/>
+          <w:szCs w:val="24"/>
+        </w:rPr>
+        <w:t xml:space="preserve">Стрижевский Андрей</w:t>
+      </w:r>
+    </w:p>
+    <w:p>
+      <w:pPr>
+        <w:pStyle w:val="Title0"/>
+      </w:pPr>
+      <w:r>
+        <w:rPr>
+          <w:sz w:val="24"/>
+          <w:szCs w:val="24"/>
+        </w:rPr>
+        <w:t xml:space="preserve">Парамонов Даниил</w:t>
+      </w:r>
+    </w:p>
+    <w:p>
+      <w:pPr>
+        <w:pStyle w:val="Title0"/>
+      </w:pPr>
+      <w:r>
+        <w:rPr>
+          <w:sz w:val="24"/>
+          <w:szCs w:val="24"/>
+        </w:rPr>
+        <w:t xml:space="preserve">Приц Артём</w:t>
+      </w:r>
     </w:p>
     <w:p>
       <w:pPr>
@@ -5522,21 +5522,7 @@
                 <w:sz w:val="24"/>
                 <w:szCs w:val="24"/>
               </w:rPr>
-              <w:t xml:space="preserve">story, person</w:t>
-            </w:r>
-            <w:r>
-              <w:rPr>
-                <w:sz w:val="24"/>
-                <w:szCs w:val="24"/>
-              </w:rPr>
-              <w:t xml:space="preserve">_id?, place_</w:t>
-            </w:r>
-            <w:r>
-              <w:rPr>
-                <w:sz w:val="24"/>
-                <w:szCs w:val="24"/>
-              </w:rPr>
-              <w:t xml:space="preserve">id?, include_undated, limit ≤ 200</w:t>
+              <w:t xml:space="preserve">story, person_id?, place_id?, include_undated, limit ≤ 200</w:t>
             </w:r>
           </w:p>
         </w:tc>
@@ -5553,51 +5539,45 @@
                 <w:sz w:val="24"/>
                 <w:szCs w:val="24"/>
               </w:rPr>
-              <w:t xml:space="preserve">status ok / insufficient</w:t>
-            </w:r>
-            <w:r>
-              <w:rPr>
-                <w:sz w:val="24"/>
-                <w:szCs w:val="24"/>
-              </w:rPr>
-              <w:t xml:space="preserve">_evidence; события с интервалом, местом, участниками, якорями; `undated_</w:t>
-            </w:r>
-            <w:r>
-              <w:rPr>
-                <w:sz w:val="24"/>
-                <w:szCs w:val="24"/>
-              </w:rPr>
-              <w:t xml:space="preserve">count</w:t>
-            </w:r>
-            <w:r>
-              <w:rPr>
-                <w:rFonts w:ascii="Courier New" w:hAnsi="Courier New" w:cs="Courier New"/>
-                <w:sz w:val="20"/>
-                <w:szCs w:val="20"/>
+              <w:t xml:space="preserve">status ok / insufficient_evidence; события с интервалом, местом, участниками, якорями; </w:t>
+            </w:r>
+            <w:r>
+              <w:rPr>
+                <w:rFonts w:ascii="Courier New" w:hAnsi="Courier New" w:cs="Courier New"/>
+                <w:sz w:val="20"/>
+                <w:szCs w:val="20"/>
+              </w:rPr>
+              <w:t xml:space="preserve">undated_count</w:t>
+            </w:r>
+            <w:r>
+              <w:rPr>
+                <w:sz w:val="24"/>
+                <w:szCs w:val="24"/>
               </w:rPr>
               <w:t xml:space="preserve">, </w:t>
             </w:r>
             <w:r>
               <w:rPr>
-                <w:sz w:val="24"/>
-                <w:szCs w:val="24"/>
+                <w:rFonts w:ascii="Courier New" w:hAnsi="Courier New" w:cs="Courier New"/>
+                <w:sz w:val="20"/>
+                <w:szCs w:val="20"/>
               </w:rPr>
               <w:t xml:space="preserve">total_events</w:t>
             </w:r>
             <w:r>
               <w:rPr>
-                <w:rFonts w:ascii="Courier New" w:hAnsi="Courier New" w:cs="Courier New"/>
-                <w:sz w:val="20"/>
-                <w:szCs w:val="20"/>
+                <w:sz w:val="24"/>
+                <w:szCs w:val="24"/>
               </w:rPr>
               <w:t xml:space="preserve">, </w:t>
             </w:r>
             <w:r>
               <w:rPr>
-                <w:sz w:val="24"/>
-                <w:szCs w:val="24"/>
-              </w:rPr>
-              <w:t xml:space="preserve">curated`</w:t>
+                <w:rFonts w:ascii="Courier New" w:hAnsi="Courier New" w:cs="Courier New"/>
+                <w:sz w:val="20"/>
+                <w:szCs w:val="20"/>
+              </w:rPr>
+              <w:t xml:space="preserve">curated</w:t>
             </w:r>
           </w:p>
         </w:tc>
@@ -5637,21 +5617,7 @@
                 <w:sz w:val="24"/>
                 <w:szCs w:val="24"/>
               </w:rPr>
-              <w:t xml:space="preserve">story, person</w:t>
-            </w:r>
-            <w:r>
-              <w:rPr>
-                <w:sz w:val="24"/>
-                <w:szCs w:val="24"/>
-              </w:rPr>
-              <w:t xml:space="preserve">_id, window, claimed_</w:t>
-            </w:r>
-            <w:r>
-              <w:rPr>
-                <w:sz w:val="24"/>
-                <w:szCs w:val="24"/>
-              </w:rPr>
-              <w:t xml:space="preserve">place_id?</w:t>
+              <w:t xml:space="preserve">story, person_id, window, claimed_place_id?</w:t>
             </w:r>
           </w:p>
         </w:tc>
@@ -5708,21 +5674,7 @@
                 <w:sz w:val="24"/>
                 <w:szCs w:val="24"/>
               </w:rPr>
-              <w:t xml:space="preserve">story, person</w:t>
-            </w:r>
-            <w:r>
-              <w:rPr>
-                <w:sz w:val="24"/>
-                <w:szCs w:val="24"/>
-              </w:rPr>
-              <w:t xml:space="preserve">_ids ≤ 10, same_</w:t>
-            </w:r>
-            <w:r>
-              <w:rPr>
-                <w:sz w:val="24"/>
-                <w:szCs w:val="24"/>
-              </w:rPr>
-              <w:t xml:space="preserve">place_only, window?, limit ≤ 100</w:t>
+              <w:t xml:space="preserve">story, person_ids ≤ 10, same_place_only, window?, limit ≤ 100</w:t>
             </w:r>
           </w:p>
         </w:tc>
@@ -5893,21 +5845,7 @@
                 <w:sz w:val="24"/>
                 <w:szCs w:val="24"/>
               </w:rPr>
-              <w:t xml:space="preserve">story, place, window, person</w:t>
-            </w:r>
-            <w:r>
-              <w:rPr>
-                <w:sz w:val="24"/>
-                <w:szCs w:val="24"/>
-              </w:rPr>
-              <w:t xml:space="preserve">_ids?, victim_</w:t>
-            </w:r>
-            <w:r>
-              <w:rPr>
-                <w:sz w:val="24"/>
-                <w:szCs w:val="24"/>
-              </w:rPr>
-              <w:t xml:space="preserve">ids?, limit ≤ 50</w:t>
+              <w:t xml:space="preserve">story, place, window, person_ids?, victim_ids?, limit ≤ 50</w:t>
             </w:r>
           </w:p>
         </w:tc>
@@ -8123,6 +8061,38 @@
     <w:rPr>
       <w:color w:val="0563C1"/>
       <w:u w:val="single"/>
+    </w:rPr>
+  </w:style>
+  <w:style w:type="paragraph" w:styleId="FH">
+    <w:name w:val="File Heading"/>
+    <w:basedOn w:val="Normal"/>
+    <w:next w:val="FT"/>
+    <w:qFormat/>
+    <w:pPr>
+      <w:keepNext/>
+      <w:keepLines/>
+      <w:spacing w:before="140" w:after="20" w:line="240" w:lineRule="auto"/>
+      <w:ind w:firstLine="0"/>
+      <w:jc w:val="left"/>
+    </w:pPr>
+    <w:rPr>
+      <w:b/>
+      <w:sz w:val="24"/>
+      <w:szCs w:val="24"/>
+    </w:rPr>
+  </w:style>
+  <w:style w:type="paragraph" w:styleId="FT">
+    <w:name w:val="File Text"/>
+    <w:basedOn w:val="Normal"/>
+    <w:qFormat/>
+    <w:pPr>
+      <w:spacing w:after="40" w:line="252" w:lineRule="auto"/>
+      <w:ind w:firstLine="0"/>
+      <w:jc w:val="left"/>
+    </w:pPr>
+    <w:rPr>
+      <w:sz w:val="23"/>
+      <w:szCs w:val="23"/>
     </w:rPr>
   </w:style>
   <w:style w:type="paragraph" w:styleId="ListDash">

--- a/docs/gost/03-opisanie-programmy.docx
+++ b/docs/gost/03-opisanie-programmy.docx
@@ -970,7 +970,7 @@
         <w:pStyle w:val="NoIndent"/>
       </w:pPr>
       <w:r>
-        <w:t xml:space="preserve">Документ составлен по материалам репозитория и измерениям, лежащим в </w:t>
+        <w:t xml:space="preserve">Документ – черновик: составлен по материалам репозитория и измерениям, лежащим в </w:t>
       </w:r>
       <w:hyperlink r:id="rIdLnk1" w:history="1">
         <w:r>
@@ -998,7 +998,7 @@
         </w:r>
       </w:hyperlink>
       <w:r>
-        <w:t xml:space="preserve">, с помощью ИИ-ассистента; человеком не проверен и никем не согласован. Подписи, должности, даты согласования и обозначение документа оставлены пустыми намеренно.</w:t>
+        <w:t xml:space="preserve">; человеком не проверен и никем не согласован. Подписи, должности, даты согласования и обозначение документа оставлены пустыми намеренно.</w:t>
       </w:r>
     </w:p>
     <w:p>
